--- a/docs/v2/cases/cs05_representing_people.docx
+++ b/docs/v2/cases/cs05_representing_people.docx
@@ -31,7 +31,7 @@
         <w:pStyle w:val="Date"/>
       </w:pPr>
       <w:r>
-        <w:t xml:space="preserve">2026-05-25</w:t>
+        <w:t xml:space="preserve">2026-05-26</w:t>
       </w:r>
     </w:p>
     <w:p>
@@ -2438,58 +2438,7 @@
         </w:numPr>
       </w:pPr>
       <w:r>
-        <w:t xml:space="preserve">Take the</w:t>
-      </w:r>
-      <w:r>
-        <w:t xml:space="preserve"> </w:t>
-      </w:r>
-      <w:r>
-        <w:rPr>
-          <w:rStyle w:val="VerbatimChar"/>
-        </w:rPr>
-        <w:t xml:space="preserve">Person</w:t>
-      </w:r>
-      <w:r>
-        <w:t xml:space="preserve"> </w:t>
-      </w:r>
-      <w:r>
-        <w:t xml:space="preserve">dict from Implementation 1 in</w:t>
-      </w:r>
-      <w:r>
-        <w:t xml:space="preserve"> </w:t>
-      </w:r>
-      <w:r>
-        <w:t xml:space="preserve">“How It Worked.”</w:t>
-      </w:r>
-      <w:r>
-        <w:t xml:space="preserve"> </w:t>
-      </w:r>
-      <w:r>
-        <w:t xml:space="preserve">Rewrite it so it can also store someone who uses one name only (for example, a person named</w:t>
-      </w:r>
-      <w:r>
-        <w:t xml:space="preserve"> </w:t>
-      </w:r>
-      <w:r>
-        <w:t xml:space="preserve">“Madonna”</w:t>
-      </w:r>
-      <w:r>
-        <w:t xml:space="preserve">). What did you change? Now write a</w:t>
-      </w:r>
-      <w:r>
-        <w:t xml:space="preserve"> </w:t>
-      </w:r>
-      <w:r>
-        <w:rPr>
-          <w:rStyle w:val="VerbatimChar"/>
-        </w:rPr>
-        <w:t xml:space="preserve">display_name(person)</w:t>
-      </w:r>
-      <w:r>
-        <w:t xml:space="preserve"> </w:t>
-      </w:r>
-      <w:r>
-        <w:t xml:space="preserve">function that works for both the old and the new records.</w:t>
+        <w:t xml:space="preserve">Pick a category you have personally seen a form or website handle badly — a name, a relationship, a country, a profession, anything. Describe what the form assumed about you, and what happened when your case did not fit. What would the schema have needed to look like to handle you without an exception path?</w:t>
       </w:r>
     </w:p>
     <w:p>

--- a/docs/v2/cases/cs05_representing_people.docx
+++ b/docs/v2/cases/cs05_representing_people.docx
@@ -31,7 +31,7 @@
         <w:pStyle w:val="Date"/>
       </w:pPr>
       <w:r>
-        <w:t xml:space="preserve">2026-05-26</w:t>
+        <w:t xml:space="preserve">2026-08-20</w:t>
       </w:r>
     </w:p>
     <w:p>
@@ -2340,7 +2340,7 @@
         <w:t xml:space="preserve">within the original ontology</w:t>
       </w:r>
       <w:r>
-        <w:t xml:space="preserve">. Gender stayed binary in the benchmarks that vendors optimized against. Skin tone stayed Fitzpatrick. ImageNet’s category structure — inherited from a 1985 lexical database called WordNet — stayed; the cleanup edited rows, not the schema. A 2024 retrospective titled</w:t>
+        <w:t xml:space="preserve">. Gender stayed binary in the benchmarks that vendors optimized against. Skin tone stayed Fitzpatrick. ImageNet’s category structure — inherited from a 1985 lexical database called WordNet — stayed; the cleanup edited rows, not the schema. A 2024 retrospective by Alexandra Sasha Luccioni and Kate Crawford,</w:t>
       </w:r>
       <w:r>
         <w:t xml:space="preserve"> </w:t>
@@ -2353,16 +2353,13 @@
         <w:t xml:space="preserve">The Nine Lives of ImageNet</w:t>
       </w:r>
       <w:r>
-        <w:t xml:space="preserve"> </w:t>
-      </w:r>
-      <w:r>
-        <w:t xml:space="preserve">argues that this is the deep lesson of the whole episode: you cannot fix a dataset whose central operation, labeling a person by visual category, was the thing under critique</w:t>
-      </w:r>
-      <w:r>
-        <w:t xml:space="preserve"> </w:t>
-      </w:r>
-      <w:r>
-        <w:t xml:space="preserve">(Denton et al. 2024)</w:t>
+        <w:t xml:space="preserve">, argues that this is the deep lesson of the whole episode: you cannot fix a dataset whose central operation, labeling a person by visual category, was the thing under critique</w:t>
+      </w:r>
+      <w:r>
+        <w:t xml:space="preserve"> </w:t>
+      </w:r>
+      <w:r>
+        <w:t xml:space="preserve">(Luccioni and Crawford 2024; Denton et al. 2021)</w:t>
       </w:r>
       <w:r>
         <w:t xml:space="preserve">. Making the classifier more accurate at a binary task does not address whether the task should be binary. Better models inside the old ontology are still better models inside the old ontology.</w:t>
@@ -2767,32 +2764,51 @@
         </w:numPr>
       </w:pPr>
       <w:r>
-        <w:t xml:space="preserve">Emily Denton et al.,</w:t>
-      </w:r>
-      <w:r>
-        <w:t xml:space="preserve"> </w:t>
-      </w:r>
-      <w:r>
-        <w:t xml:space="preserve">“The Nine Lives of ImageNet: A Sociotechnical Retrospective”</w:t>
-      </w:r>
-      <w:r>
-        <w:t xml:space="preserve"> </w:t>
-      </w:r>
-      <w:r>
-        <w:t xml:space="preserve">(2024) — the long retrospective on what the ImageNet cleanups did, what they could not do, and why</w:t>
-      </w:r>
-      <w:r>
-        <w:t xml:space="preserve"> </w:t>
-      </w:r>
-      <w:r>
-        <w:t xml:space="preserve">(Denton et al. 2024)</w:t>
+        <w:t xml:space="preserve">Alexandra Sasha Luccioni and Kate Crawford,</w:t>
+      </w:r>
+      <w:r>
+        <w:t xml:space="preserve"> </w:t>
+      </w:r>
+      <w:r>
+        <w:t xml:space="preserve">“The Nine Lives of ImageNet: A Sociotechnical Retrospective of a Foundation Dataset and the Limits of Automated Essentialism”</w:t>
+      </w:r>
+      <w:r>
+        <w:t xml:space="preserve"> </w:t>
+      </w:r>
+      <w:r>
+        <w:t xml:space="preserve">(</w:t>
+      </w:r>
+      <w:r>
+        <w:rPr>
+          <w:i/>
+          <w:iCs/>
+        </w:rPr>
+        <w:t xml:space="preserve">DMLR</w:t>
+      </w:r>
+      <w:r>
+        <w:t xml:space="preserve">, 2024) — the long retrospective on what the ImageNet cleanups did, what they could not do, and why</w:t>
+      </w:r>
+      <w:r>
+        <w:t xml:space="preserve"> </w:t>
+      </w:r>
+      <w:r>
+        <w:t xml:space="preserve">(Luccioni and Crawford 2024)</w:t>
+      </w:r>
+      <w:r>
+        <w:t xml:space="preserve">; Emily Denton and colleagues’ earlier critical history of the dataset is the study it builds on</w:t>
+      </w:r>
+      <w:r>
+        <w:t xml:space="preserve"> </w:t>
+      </w:r>
+      <w:r>
+        <w:t xml:space="preserve">(Denton et al. 2021)</w:t>
       </w:r>
       <w:r>
         <w:t xml:space="preserve">.</w:t>
       </w:r>
     </w:p>
     <w:bookmarkEnd w:id="16"/>
-    <w:bookmarkStart w:id="36" w:name="references"/>
+    <w:bookmarkStart w:id="39" w:name="references"/>
     <w:p>
       <w:pPr>
         <w:pStyle w:val="Heading2"/>
@@ -2801,7 +2817,7 @@
         <w:t xml:space="preserve">References</w:t>
       </w:r>
     </w:p>
-    <w:bookmarkStart w:id="35" w:name="refs"/>
+    <w:bookmarkStart w:id="38" w:name="refs"/>
     <w:bookmarkStart w:id="18" w:name="ref-acm2018"/>
     <w:p>
       <w:pPr>
@@ -3079,19 +3095,19 @@
       </w:r>
     </w:p>
     <w:bookmarkEnd w:id="26"/>
-    <w:bookmarkStart w:id="27" w:name="ref-denton2024"/>
+    <w:bookmarkStart w:id="28" w:name="ref-denton2021"/>
     <w:p>
       <w:pPr>
         <w:pStyle w:val="Bibliography"/>
       </w:pPr>
       <w:r>
-        <w:t xml:space="preserve">Denton, Emily, Alex Hanna, Razvan Amironesei, Andrew Smart, and Hilary Nicole. 2024.</w:t>
-      </w:r>
-      <w:r>
-        <w:t xml:space="preserve"> </w:t>
-      </w:r>
-      <w:r>
-        <w:t xml:space="preserve">“The Nine Lives of</w:t>
+        <w:t xml:space="preserve">Denton, Emily, Alex Hanna, Razvan Amironesei, Andrew Smart, and Hilary Nicole. 2021.</w:t>
+      </w:r>
+      <w:r>
+        <w:t xml:space="preserve"> </w:t>
+      </w:r>
+      <w:r>
+        <w:t xml:space="preserve">“On the Genealogy of Machine Learning Datasets: A Critical History of</w:t>
       </w:r>
       <w:r>
         <w:t xml:space="preserve"> </w:t>
@@ -3100,24 +3116,41 @@
         <w:t xml:space="preserve">ImageNet</w:t>
       </w:r>
       <w:r>
-        <w:t xml:space="preserve">: A Sociotechnical Retrospective of a Foundation Dataset and the Limits of Automated Essentialism.”</w:t>
-      </w:r>
-      <w:r>
-        <w:t xml:space="preserve"> </w:t>
-      </w:r>
-      <w:r>
-        <w:rPr>
-          <w:i/>
-          <w:iCs/>
-        </w:rPr>
-        <w:t xml:space="preserve">Proceedings of Machine Learning Research — Data Studies</w:t>
-      </w:r>
+        <w:t xml:space="preserve">.”</w:t>
+      </w:r>
+      <w:r>
+        <w:t xml:space="preserve"> </w:t>
+      </w:r>
+      <w:r>
+        <w:rPr>
+          <w:i/>
+          <w:iCs/>
+        </w:rPr>
+        <w:t xml:space="preserve">Big Data &amp; Society</w:t>
+      </w:r>
+      <w:r>
+        <w:t xml:space="preserve"> </w:t>
+      </w:r>
+      <w:r>
+        <w:t xml:space="preserve">8 (2).</w:t>
+      </w:r>
+      <w:r>
+        <w:t xml:space="preserve"> </w:t>
+      </w:r>
+      <w:hyperlink r:id="rId27">
+        <w:r>
+          <w:rPr>
+            <w:rStyle w:val="Hyperlink"/>
+          </w:rPr>
+          <w:t xml:space="preserve">https://doi.org/10.1177/20539517211035955</w:t>
+        </w:r>
+      </w:hyperlink>
       <w:r>
         <w:t xml:space="preserve">.</w:t>
       </w:r>
     </w:p>
-    <w:bookmarkEnd w:id="27"/>
-    <w:bookmarkStart w:id="29" w:name="ref-hunt2015"/>
+    <w:bookmarkEnd w:id="28"/>
+    <w:bookmarkStart w:id="30" w:name="ref-hunt2015"/>
     <w:p>
       <w:pPr>
         <w:pStyle w:val="Bibliography"/>
@@ -3148,7 +3181,7 @@
       <w:r>
         <w:t xml:space="preserve"> </w:t>
       </w:r>
-      <w:hyperlink r:id="rId28">
+      <w:hyperlink r:id="rId29">
         <w:r>
           <w:rPr>
             <w:rStyle w:val="Hyperlink"/>
@@ -3160,8 +3193,8 @@
         <w:t xml:space="preserve">.</w:t>
       </w:r>
     </w:p>
-    <w:bookmarkEnd w:id="29"/>
-    <w:bookmarkStart w:id="31" w:name="ref-keyes2018"/>
+    <w:bookmarkEnd w:id="30"/>
+    <w:bookmarkStart w:id="32" w:name="ref-keyes2018"/>
     <w:p>
       <w:pPr>
         <w:pStyle w:val="Bibliography"/>
@@ -3248,7 +3281,7 @@
       <w:r>
         <w:t xml:space="preserve"> </w:t>
       </w:r>
-      <w:hyperlink r:id="rId30">
+      <w:hyperlink r:id="rId31">
         <w:r>
           <w:rPr>
             <w:rStyle w:val="Hyperlink"/>
@@ -3260,8 +3293,8 @@
         <w:t xml:space="preserve">.</w:t>
       </w:r>
     </w:p>
-    <w:bookmarkEnd w:id="31"/>
-    <w:bookmarkStart w:id="32" w:name="ref-kotwal2025"/>
+    <w:bookmarkEnd w:id="32"/>
+    <w:bookmarkStart w:id="33" w:name="ref-kotwal2025"/>
     <w:p>
       <w:pPr>
         <w:pStyle w:val="Bibliography"/>
@@ -3303,13 +3336,82 @@
         <w:t xml:space="preserve">.</w:t>
       </w:r>
     </w:p>
-    <w:bookmarkEnd w:id="32"/>
-    <w:bookmarkStart w:id="34" w:name="ref-mckenzie2010"/>
+    <w:bookmarkEnd w:id="33"/>
+    <w:bookmarkStart w:id="35" w:name="ref-luccioni2024"/>
     <w:p>
       <w:pPr>
         <w:pStyle w:val="Bibliography"/>
       </w:pPr>
       <w:r>
+        <w:t xml:space="preserve">Luccioni, Alexandra Sasha, and Kate Crawford. 2024.</w:t>
+      </w:r>
+      <w:r>
+        <w:t xml:space="preserve"> </w:t>
+      </w:r>
+      <w:r>
+        <w:t xml:space="preserve">“The Nine Lives of</w:t>
+      </w:r>
+      <w:r>
+        <w:t xml:space="preserve"> </w:t>
+      </w:r>
+      <w:r>
+        <w:t xml:space="preserve">ImageNet</w:t>
+      </w:r>
+      <w:r>
+        <w:t xml:space="preserve">: A Sociotechnical Retrospective of a Foundation Dataset and the Limits of Automated Essentialism.”</w:t>
+      </w:r>
+      <w:r>
+        <w:t xml:space="preserve"> </w:t>
+      </w:r>
+      <w:r>
+        <w:rPr>
+          <w:i/>
+          <w:iCs/>
+        </w:rPr>
+        <w:t xml:space="preserve">Journal of Data-Centric Machine Learning Research (</w:t>
+      </w:r>
+      <w:r>
+        <w:rPr>
+          <w:i/>
+          <w:iCs/>
+        </w:rPr>
+        <w:t xml:space="preserve">DMLR</w:t>
+      </w:r>
+      <w:r>
+        <w:rPr>
+          <w:i/>
+          <w:iCs/>
+        </w:rPr>
+        <w:t xml:space="preserve">)</w:t>
+      </w:r>
+      <w:r>
+        <w:t xml:space="preserve"> </w:t>
+      </w:r>
+      <w:r>
+        <w:t xml:space="preserve">1.</w:t>
+      </w:r>
+      <w:r>
+        <w:t xml:space="preserve"> </w:t>
+      </w:r>
+      <w:hyperlink r:id="rId34">
+        <w:r>
+          <w:rPr>
+            <w:rStyle w:val="Hyperlink"/>
+          </w:rPr>
+          <w:t xml:space="preserve">https://data.mlr.press/assets/pdf/v01-4.pdf</w:t>
+        </w:r>
+      </w:hyperlink>
+      <w:r>
+        <w:t xml:space="preserve">.</w:t>
+      </w:r>
+    </w:p>
+    <w:bookmarkEnd w:id="35"/>
+    <w:bookmarkStart w:id="37" w:name="ref-mckenzie2010"/>
+    <w:p>
+      <w:pPr>
+        <w:pStyle w:val="Bibliography"/>
+      </w:pPr>
+      <w:r>
         <w:t xml:space="preserve">McKenzie, Patrick. 2010.</w:t>
       </w:r>
       <w:r>
@@ -3328,7 +3430,7 @@
       <w:r>
         <w:t xml:space="preserve"> </w:t>
       </w:r>
-      <w:hyperlink r:id="rId33">
+      <w:hyperlink r:id="rId36">
         <w:r>
           <w:rPr>
             <w:rStyle w:val="Hyperlink"/>
@@ -3340,9 +3442,9 @@
         <w:t xml:space="preserve">.</w:t>
       </w:r>
     </w:p>
-    <w:bookmarkEnd w:id="34"/>
-    <w:bookmarkEnd w:id="35"/>
-    <w:bookmarkEnd w:id="36"/>
+    <w:bookmarkEnd w:id="37"/>
+    <w:bookmarkEnd w:id="38"/>
+    <w:bookmarkEnd w:id="39"/>
     <w:sectPr>
       <w:footnotePr>
         <w:numRestart w:val="eachSect"/>
